--- a/docs/项目报告总览.docx
+++ b/docs/项目报告总览.docx
@@ -69,7 +69,22 @@
           <w:i/>
           <w:color w:val="555555"/>
         </w:rPr>
-        <w:t xml:space="preserve"> ｜ 代码规模：</w:t>
+        <w:t xml:space="preserve"> ｜ 代码规模（</w:t>
+      </w:r>
+      <w:r>
+        <w:rPr>
+          <w:rFonts w:ascii="Consolas" w:hAnsi="Consolas"/>
+          <w:i/>
+          <w:color w:val="555555"/>
+        </w:rPr>
+        <w:t>git ls-files</w:t>
+      </w:r>
+      <w:r>
+        <w:rPr>
+          <w:i/>
+          <w:color w:val="555555"/>
+        </w:rPr>
+        <w:t xml:space="preserve"> 口径）：</w:t>
       </w:r>
       <w:r>
         <w:rPr>
@@ -77,14 +92,42 @@
           <w:i/>
           <w:color w:val="555555"/>
         </w:rPr>
-        <w:t>616 个受跟踪文件 · 约 9.9 万行</w:t>
+        <w:t>636 个受跟踪文件 / 36.4 MB</w:t>
       </w:r>
       <w:r>
         <w:rPr>
           <w:i/>
           <w:color w:val="555555"/>
         </w:rPr>
-        <w:t>（Python 3.65 万行、TypeScript 1.73 万行）</w:t>
+        <w:t xml:space="preserve"> —— Python 190 文件 / 32,264 行 · TS/TSX 100 文件 / 16,502 行 · Markdown 22 份 / 3,882 行</w:t>
+      </w:r>
+    </w:p>
+    <w:p>
+      <w:pPr>
+        <w:spacing w:after="40"/>
+        <w:ind w:left="360"/>
+      </w:pPr>
+      <w:r>
+        <w:rPr>
+          <w:i/>
+          <w:color w:val="555555"/>
+        </w:rPr>
+        <w:t>线上实例（2026-10-10 起）：&lt;http://8.133.235.32:8000&gt;（阿里云轻量 2 vCPU / 2 GiB / Ubuntu 24.04，</w:t>
+      </w:r>
+      <w:r>
+        <w:rPr>
+          <w:rFonts w:ascii="Consolas" w:hAnsi="Consolas"/>
+          <w:i/>
+          <w:color w:val="555555"/>
+        </w:rPr>
+        <w:t>deploy/install_vps.sh</w:t>
+      </w:r>
+      <w:r>
+        <w:rPr>
+          <w:i/>
+          <w:color w:val="555555"/>
+        </w:rPr>
+        <w:t xml:space="preserve"> 一条命令装成 systemd 常驻；HTTP 明文、个人主机、数据为打包当天快照）</w:t>
       </w:r>
     </w:p>
     <w:p>
@@ -311,10 +354,10 @@
               <w:rPr>
                 <w:b/>
               </w:rPr>
-              <w:t>53 条路径</w:t>
-            </w:r>
-            <w:r>
-              <w:t>（含认证、实时、检索、问答）</w:t>
+              <w:t>56 条路径 / 60 个方法</w:t>
+            </w:r>
+            <w:r>
+              <w:t>（含认证、账号设置、实时、检索、问答）</w:t>
             </w:r>
           </w:p>
         </w:tc>
@@ -344,7 +387,7 @@
               <w:t>19 条路由</w:t>
             </w:r>
             <w:r>
-              <w:t>（用户端 + 管理端 4 页签）· 中英双语 · 明暗双主题</w:t>
+              <w:t>（用户端 + 管理端 4 页签）· 顶栏头像可开「账号设置」· 中英双语 · 明暗双主题</w:t>
             </w:r>
           </w:p>
         </w:tc>
@@ -458,7 +501,7 @@
               <w:rPr>
                 <w:b/>
               </w:rPr>
-              <w:t>14 个脚本 · 183 项断言 · 21 张交付截图</w:t>
+              <w:t>18 个脚本 · 348 项断言 · 22 张交付截图</w:t>
             </w:r>
             <w:r>
               <w:t>，全部通过</w:t>
@@ -485,7 +528,7 @@
           <w:p>
             <w:r/>
             <w:r>
-              <w:t>一键启动脚本（Windows / Linux）、systemd 单元、nginx 反代示例、14 节部署手册</w:t>
+              <w:t>一键启动脚本（Windows / Linux）、systemd 单元、云主机一条命令直装脚本、nginx 反代示例、14 节部署手册</w:t>
             </w:r>
           </w:p>
         </w:tc>
@@ -939,7 +982,7 @@
           <w:rFonts w:ascii="Consolas" w:hAnsi="Consolas"/>
           <w:sz w:val="18"/>
         </w:rPr>
-        <w:t>│        scripts/（构建 · 导入 · 14 个自检脚本）· docs/（设计与验证文档）   │</w:t>
+        <w:t>│        scripts/（构建 · 导入 · 15 个自检脚本）· docs/（设计与验证文档）   │</w:t>
       </w:r>
     </w:p>
     <w:p>
@@ -1332,7 +1375,7 @@
               <w:t>docs/webui/</w:t>
             </w:r>
             <w:r>
-              <w:t xml:space="preserve"> 交付截图 21 张 + </w:t>
+              <w:t xml:space="preserve"> 交付截图 22 张 + </w:t>
             </w:r>
             <w:r>
               <w:rPr>
@@ -1370,7 +1413,7 @@
           <w:p>
             <w:r/>
             <w:r>
-              <w:t>构建、导入、评估、自检脚本（其中自检脚本 14 个）</w:t>
+              <w:t>构建、导入、评估、自检脚本（其中自检脚本 15 个）</w:t>
             </w:r>
           </w:p>
         </w:tc>
@@ -3577,7 +3620,7 @@
         <w:rPr>
           <w:b/>
         </w:rPr>
-        <w:t>53 条路径 / 56 个方法</w:t>
+        <w:t>56 条路径 / 60 个方法</w:t>
       </w:r>
       <w:r>
         <w:t xml:space="preserve">（其中 </w:t>
@@ -3590,7 +3633,7 @@
         <w:t>/api/ui/*</w:t>
       </w:r>
       <w:r>
-        <w:t xml:space="preserve"> 21 条、</w:t>
+        <w:t xml:space="preserve"> 22 个方法、</w:t>
       </w:r>
       <w:r>
         <w:rPr>
@@ -3600,7 +3643,16 @@
         <w:t>/api/auth/*</w:t>
       </w:r>
       <w:r>
-        <w:t xml:space="preserve"> 14 条、</w:t>
+        <w:t xml:space="preserve"> </w:t>
+      </w:r>
+      <w:r>
+        <w:rPr>
+          <w:b/>
+        </w:rPr>
+        <w:t>19 个方法</w:t>
+      </w:r>
+      <w:r>
+        <w:t>、</w:t>
       </w:r>
       <w:r>
         <w:rPr>
@@ -3610,7 +3662,17 @@
         <w:t>/api/teams|matches|predictions|players|leagues</w:t>
       </w:r>
       <w:r>
-        <w:t xml:space="preserve"> 13 条、WebSocket 与 </w:t>
+        <w:t xml:space="preserve"> 14 个、</w:t>
+      </w:r>
+      <w:r>
+        <w:rPr>
+          <w:rFonts w:ascii="Consolas" w:hAnsi="Consolas"/>
+          <w:color w:val="B03060"/>
+        </w:rPr>
+        <w:t>/api/agent/*</w:t>
+      </w:r>
+      <w:r>
+        <w:t xml:space="preserve"> 3 个、</w:t>
       </w:r>
       <w:r>
         <w:rPr>
@@ -3620,7 +3682,7 @@
         <w:t>/health</w:t>
       </w:r>
       <w:r>
-        <w:t xml:space="preserve"> 等 5 条）。</w:t>
+        <w:t xml:space="preserve"> 与根路径 2 个；WebSocket 实时推送不占路径）。</w:t>
       </w:r>
     </w:p>
     <w:p>
@@ -3885,6 +3947,80 @@
             <w:r/>
             <w:r>
               <w:t>管理端 4 页签与写操作需管理员角色；非管理员访问返回 403/卡住入口</w:t>
+            </w:r>
+          </w:p>
+        </w:tc>
+      </w:tr>
+      <w:tr>
+        <w:tc>
+          <w:tcPr>
+            <w:tcW w:type="dxa" w:w="4320"/>
+          </w:tcPr>
+          <w:p>
+            <w:r/>
+            <w:r>
+              <w:t>账号设置</w:t>
+            </w:r>
+          </w:p>
+        </w:tc>
+        <w:tc>
+          <w:tcPr>
+            <w:tcW w:type="dxa" w:w="4320"/>
+          </w:tcPr>
+          <w:p>
+            <w:r/>
+            <w:r>
+              <w:t>顶栏头像点开：改昵称 / 账号名 / 手机号（</w:t>
+            </w:r>
+            <w:r>
+              <w:rPr>
+                <w:rFonts w:ascii="Consolas" w:hAnsi="Consolas"/>
+                <w:color w:val="B03060"/>
+              </w:rPr>
+              <w:t>PATCH /api/auth/profile</w:t>
+            </w:r>
+            <w:r>
+              <w:t>）、上传头像（</w:t>
+            </w:r>
+            <w:r>
+              <w:rPr>
+                <w:rFonts w:ascii="Consolas" w:hAnsi="Consolas"/>
+                <w:color w:val="B03060"/>
+              </w:rPr>
+              <w:t>POST /api/auth/avatar</w:t>
+            </w:r>
+            <w:r>
+              <w:t xml:space="preserve">，后端居中裁方 + 只缩不放，落 </w:t>
+            </w:r>
+            <w:r>
+              <w:rPr>
+                <w:rFonts w:ascii="Consolas" w:hAnsi="Consolas"/>
+                <w:color w:val="B03060"/>
+              </w:rPr>
+              <w:t>data/uploads/avatars/</w:t>
+            </w:r>
+            <w:r>
+              <w:t xml:space="preserve">）、删除头像、改密码（改完踢掉其它会话，当前会话保留）；头像图 </w:t>
+            </w:r>
+            <w:r>
+              <w:rPr>
+                <w:rFonts w:ascii="Consolas" w:hAnsi="Consolas"/>
+                <w:color w:val="B03060"/>
+              </w:rPr>
+              <w:t>GET /api/auth/avatar/{user_id}</w:t>
+            </w:r>
+            <w:r>
+              <w:t xml:space="preserve"> 故意不鉴权（</w:t>
+            </w:r>
+            <w:r>
+              <w:rPr>
+                <w:rFonts w:ascii="Consolas" w:hAnsi="Consolas"/>
+                <w:color w:val="B03060"/>
+              </w:rPr>
+              <w:t>&lt;img src&gt;</w:t>
+            </w:r>
+            <w:r>
+              <w:t xml:space="preserve"> 带不了 Authorization），带 ETag + 版本号防缓存</w:t>
             </w:r>
           </w:p>
         </w:tc>
@@ -4501,10 +4637,10 @@
               <w:rPr>
                 <w:b/>
               </w:rPr>
-              <w:t>21 张</w:t>
-            </w:r>
-            <w:r>
-              <w:t xml:space="preserve">（01-登录 … 21-智能问答），由 </w:t>
+              <w:t>22 张</w:t>
+            </w:r>
+            <w:r>
+              <w:t xml:space="preserve">（01-登录 … 22-账号设置），由 </w:t>
             </w:r>
             <w:r>
               <w:rPr>
@@ -4515,6 +4651,30 @@
             </w:r>
             <w:r>
               <w:t xml:space="preserve"> 一键重生成</w:t>
+            </w:r>
+          </w:p>
+        </w:tc>
+      </w:tr>
+      <w:tr>
+        <w:tc>
+          <w:tcPr>
+            <w:tcW w:type="dxa" w:w="4320"/>
+          </w:tcPr>
+          <w:p>
+            <w:r/>
+            <w:r>
+              <w:t>账号设置</w:t>
+            </w:r>
+          </w:p>
+        </w:tc>
+        <w:tc>
+          <w:tcPr>
+            <w:tcW w:type="dxa" w:w="4320"/>
+          </w:tcPr>
+          <w:p>
+            <w:r/>
+            <w:r>
+              <w:t>顶栏头像（用户端与管理端同一个组件）点开弹窗：换头像（本地预览 + 拖拽/选择上传）/ 改昵称·账号名·手机号 / 改密码，均为就地调 4 个新接口，改完即时刷新顶栏显示</w:t>
             </w:r>
           </w:p>
         </w:tc>
@@ -5462,7 +5622,7 @@
         <w:pStyle w:val="Heading3"/>
       </w:pPr>
       <w:r>
-        <w:t>8.1 自动化自检（14 个脚本 / 183 项断言 / 21 张截图）</w:t>
+        <w:t>8.1 自动化自检（18 个脚本 / 348 项断言 / 22 张截图）</w:t>
       </w:r>
     </w:p>
     <w:tbl>
@@ -5700,6 +5860,84 @@
                 <w:rFonts w:ascii="Consolas" w:hAnsi="Consolas"/>
                 <w:color w:val="B03060"/>
               </w:rPr>
+              <w:t>verify_account.py</w:t>
+            </w:r>
+          </w:p>
+        </w:tc>
+        <w:tc>
+          <w:tcPr>
+            <w:tcW w:type="dxa" w:w="2880"/>
+          </w:tcPr>
+          <w:p>
+            <w:r/>
+            <w:r>
+              <w:t>账号设置：资料校验与重名 409、头像上传（PNG/真照片压缩、伪装文本 400、超限 413）、头像读取与删除、改密码后旧会话失效</w:t>
+            </w:r>
+          </w:p>
+        </w:tc>
+        <w:tc>
+          <w:tcPr>
+            <w:tcW w:type="dxa" w:w="2880"/>
+          </w:tcPr>
+          <w:p>
+            <w:r/>
+            <w:r>
+              <w:t>41</w:t>
+            </w:r>
+          </w:p>
+        </w:tc>
+      </w:tr>
+      <w:tr>
+        <w:tc>
+          <w:tcPr>
+            <w:tcW w:type="dxa" w:w="2880"/>
+          </w:tcPr>
+          <w:p>
+            <w:r/>
+            <w:r>
+              <w:rPr>
+                <w:rFonts w:ascii="Consolas" w:hAnsi="Consolas"/>
+                <w:color w:val="B03060"/>
+              </w:rPr>
+              <w:t>verify_account_ui.py</w:t>
+            </w:r>
+          </w:p>
+        </w:tc>
+        <w:tc>
+          <w:tcPr>
+            <w:tcW w:type="dxa" w:w="2880"/>
+          </w:tcPr>
+          <w:p>
+            <w:r/>
+            <w:r>
+              <w:t>账号设置弹层（浏览器真操作）：入口与三页签、点页面空白处关掉账号菜单、选图预览与 multipart 上传落地、恢复默认、&gt;2 MB 拦截、资料真实回填与后端 400 原文、改密码被拒且旧密码仍可用、管理端顶栏同一入口、跑完复原</w:t>
+            </w:r>
+          </w:p>
+        </w:tc>
+        <w:tc>
+          <w:tcPr>
+            <w:tcW w:type="dxa" w:w="2880"/>
+          </w:tcPr>
+          <w:p>
+            <w:r/>
+            <w:r>
+              <w:t>50</w:t>
+            </w:r>
+          </w:p>
+        </w:tc>
+      </w:tr>
+      <w:tr>
+        <w:tc>
+          <w:tcPr>
+            <w:tcW w:type="dxa" w:w="2880"/>
+          </w:tcPr>
+          <w:p>
+            <w:r/>
+            <w:r>
+              <w:rPr>
+                <w:rFonts w:ascii="Consolas" w:hAnsi="Consolas"/>
+                <w:color w:val="B03060"/>
+              </w:rPr>
               <w:t>check_sameorigin.py</w:t>
             </w:r>
           </w:p>
@@ -5873,6 +6111,144 @@
                 <w:rFonts w:ascii="Consolas" w:hAnsi="Consolas"/>
                 <w:color w:val="B03060"/>
               </w:rPr>
+              <w:t>verify_entrypoint.sh</w:t>
+            </w:r>
+          </w:p>
+        </w:tc>
+        <w:tc>
+          <w:tcPr>
+            <w:tcW w:type="dxa" w:w="2880"/>
+          </w:tcPr>
+          <w:p>
+            <w:r/>
+            <w:r>
+              <w:t>容器入口脚本（POSIX sh，用真数据包 + 桩命令跑五种情况）：缺库时下载解包且四个关键文件到位、库已存在不再下载、地址不可用仍能启动、缺库缺模型给警告不崩、缺检索索引现场重建</w:t>
+            </w:r>
+          </w:p>
+        </w:tc>
+        <w:tc>
+          <w:tcPr>
+            <w:tcW w:type="dxa" w:w="2880"/>
+          </w:tcPr>
+          <w:p>
+            <w:r/>
+            <w:r>
+              <w:t>18</w:t>
+            </w:r>
+          </w:p>
+        </w:tc>
+      </w:tr>
+      <w:tr>
+        <w:tc>
+          <w:tcPr>
+            <w:tcW w:type="dxa" w:w="2880"/>
+          </w:tcPr>
+          <w:p>
+            <w:r/>
+            <w:r>
+              <w:rPr>
+                <w:rFonts w:ascii="Consolas" w:hAnsi="Consolas"/>
+                <w:color w:val="B03060"/>
+              </w:rPr>
+              <w:t>verify_install_vps.sh</w:t>
+            </w:r>
+          </w:p>
+        </w:tc>
+        <w:tc>
+          <w:tcPr>
+            <w:tcW w:type="dxa" w:w="2880"/>
+          </w:tcPr>
+          <w:p>
+            <w:r/>
+            <w:r>
+              <w:t>云主机直装脚本（</w:t>
+            </w:r>
+            <w:r>
+              <w:rPr>
+                <w:rFonts w:ascii="Consolas" w:hAnsi="Consolas"/>
+                <w:color w:val="B03060"/>
+              </w:rPr>
+              <w:t>deploy/install_vps.sh</w:t>
+            </w:r>
+            <w:r>
+              <w:t>）自检：把 apt/git/python3/pip/curl/tar/systemctl 全换成桩命令跑九个场景 —— 系统依赖与 venv、pip 走镜像、只在缺主库时下数据包、缺索引现场重建、</w:t>
+            </w:r>
+            <w:r>
+              <w:rPr>
+                <w:rFonts w:ascii="Consolas" w:hAnsi="Consolas"/>
+                <w:color w:val="B03060"/>
+              </w:rPr>
+              <w:t>.env</w:t>
+            </w:r>
+            <w:r>
+              <w:t xml:space="preserve"> 六项安全开关与 </w:t>
+            </w:r>
+            <w:r>
+              <w:rPr>
+                <w:rFonts w:ascii="Consolas" w:hAnsi="Consolas"/>
+                <w:color w:val="B03060"/>
+              </w:rPr>
+              <w:t>chmod 600</w:t>
+            </w:r>
+            <w:r>
+              <w:t>、systemd 单元（0.0.0.0、单 worker、</w:t>
+            </w:r>
+            <w:r>
+              <w:rPr>
+                <w:rFonts w:ascii="Consolas" w:hAnsi="Consolas"/>
+                <w:color w:val="B03060"/>
+              </w:rPr>
+              <w:t>Restart=always</w:t>
+            </w:r>
+            <w:r>
+              <w:t xml:space="preserve">）、重复执行幂等（fetch/reset 不重下、不覆盖 </w:t>
+            </w:r>
+            <w:r>
+              <w:rPr>
+                <w:rFonts w:ascii="Consolas" w:hAnsi="Consolas"/>
+                <w:color w:val="B03060"/>
+              </w:rPr>
+              <w:t>.env</w:t>
+            </w:r>
+            <w:r>
+              <w:t>）、数据包下载失败仍能起、健康检查超时明确失败、非 root 直接拒绝、</w:t>
+            </w:r>
+            <w:r>
+              <w:rPr>
+                <w:rFonts w:ascii="Consolas" w:hAnsi="Consolas"/>
+                <w:color w:val="B03060"/>
+              </w:rPr>
+              <w:t>DRY_RUN</w:t>
+            </w:r>
+            <w:r>
+              <w:t xml:space="preserve"> 不落盘</w:t>
+            </w:r>
+          </w:p>
+        </w:tc>
+        <w:tc>
+          <w:tcPr>
+            <w:tcW w:type="dxa" w:w="2880"/>
+          </w:tcPr>
+          <w:p>
+            <w:r/>
+            <w:r>
+              <w:t>56</w:t>
+            </w:r>
+          </w:p>
+        </w:tc>
+      </w:tr>
+      <w:tr>
+        <w:tc>
+          <w:tcPr>
+            <w:tcW w:type="dxa" w:w="2880"/>
+          </w:tcPr>
+          <w:p>
+            <w:r/>
+            <w:r>
+              <w:rPr>
+                <w:rFonts w:ascii="Consolas" w:hAnsi="Consolas"/>
+                <w:color w:val="B03060"/>
+              </w:rPr>
               <w:t>docs_shots.py</w:t>
             </w:r>
           </w:p>
@@ -5884,7 +6260,7 @@
           <w:p>
             <w:r/>
             <w:r>
-              <w:t>重新生成 21 张交付截图</w:t>
+              <w:t>重新生成 22 张交付截图</w:t>
             </w:r>
           </w:p>
         </w:tc>
@@ -5895,7 +6271,7 @@
           <w:p>
             <w:r/>
             <w:r>
-              <w:t>21 张</w:t>
+              <w:t>22 张</w:t>
             </w:r>
           </w:p>
         </w:tc>
@@ -6060,10 +6436,10 @@
         <w:rPr>
           <w:b/>
         </w:rPr>
-        <w:t>183 项断言</w:t>
-      </w:r>
-      <w:r>
-        <w:t>（19+30+17+30+10+23+37+17），全部通过；界面质量统一断言「0 坏图 / 0 横向溢出 / 0 控制台报错」。</w:t>
+        <w:t>348 项断言</w:t>
+      </w:r>
+      <w:r>
+        <w:t>（19+30+17+30+10+23+37+17+41+50+18+56），全部通过；界面质量统一断言「0 坏图 / 0 横向溢出 / 0 控制台报错」（负向用例故意触发的 4xx 不计入控制台报错）。</w:t>
       </w:r>
     </w:p>
     <w:p>
@@ -6071,7 +6447,7 @@
         <w:pStyle w:val="Heading3"/>
       </w:pPr>
       <w:r>
-        <w:t>8.2 三条可复用的工程教训</w:t>
+        <w:t>8.2 六条可复用的工程教训</w:t>
       </w:r>
     </w:p>
     <w:p>
@@ -6163,6 +6539,276 @@
       </w:r>
       <w:r>
         <w:t>），已用假域名（http/https × 5 页）自动验证。</w:t>
+      </w:r>
+    </w:p>
+    <w:p>
+      <w:pPr>
+        <w:pStyle w:val="ListNumber"/>
+      </w:pPr>
+      <w:r>
+        <w:rPr>
+          <w:b/>
+        </w:rPr>
+        <w:t>玻璃态容器里的弹层要用 portal</w:t>
+      </w:r>
+      <w:r>
+        <w:t>：</w:t>
+      </w:r>
+      <w:r>
+        <w:rPr>
+          <w:rFonts w:ascii="Consolas" w:hAnsi="Consolas"/>
+          <w:color w:val="B03060"/>
+        </w:rPr>
+        <w:t>backdrop-filter</w:t>
+      </w:r>
+      <w:r>
+        <w:t xml:space="preserve">（以及 </w:t>
+      </w:r>
+      <w:r>
+        <w:rPr>
+          <w:rFonts w:ascii="Consolas" w:hAnsi="Consolas"/>
+          <w:color w:val="B03060"/>
+        </w:rPr>
+        <w:t>transform</w:t>
+      </w:r>
+      <w:r>
+        <w:t xml:space="preserve"> / </w:t>
+      </w:r>
+      <w:r>
+        <w:rPr>
+          <w:rFonts w:ascii="Consolas" w:hAnsi="Consolas"/>
+          <w:color w:val="B03060"/>
+        </w:rPr>
+        <w:t>filter</w:t>
+      </w:r>
+      <w:r>
+        <w:t xml:space="preserve">）会让元素成为 </w:t>
+      </w:r>
+      <w:r>
+        <w:rPr>
+          <w:rFonts w:ascii="Consolas" w:hAnsi="Consolas"/>
+          <w:color w:val="B03060"/>
+        </w:rPr>
+        <w:t>fixed</w:t>
+      </w:r>
+      <w:r>
+        <w:t xml:space="preserve"> 后代的 containing block。账号设置弹层一开始挂在顶栏内，</w:t>
+      </w:r>
+      <w:r>
+        <w:rPr>
+          <w:rFonts w:ascii="Consolas" w:hAnsi="Consolas"/>
+          <w:color w:val="B03060"/>
+        </w:rPr>
+        <w:t>fixed inset-0</w:t>
+      </w:r>
+      <w:r>
+        <w:t xml:space="preserve"> 被限制在顶栏那条胶囊里——画面看着像「弹层被顶栏截断」，Playwright 直接报 </w:t>
+      </w:r>
+      <w:r>
+        <w:rPr>
+          <w:rFonts w:ascii="Consolas" w:hAnsi="Consolas"/>
+          <w:color w:val="B03060"/>
+        </w:rPr>
+        <w:t>element is outside of the viewport</w:t>
+      </w:r>
+      <w:r>
+        <w:t xml:space="preserve">；改成 </w:t>
+      </w:r>
+      <w:r>
+        <w:rPr>
+          <w:rFonts w:ascii="Consolas" w:hAnsi="Consolas"/>
+          <w:color w:val="B03060"/>
+        </w:rPr>
+        <w:t>createPortal(…, document.body)</w:t>
+      </w:r>
+      <w:r>
+        <w:t xml:space="preserve"> 并让遮罩的 </w:t>
+      </w:r>
+      <w:r>
+        <w:rPr>
+          <w:rFonts w:ascii="Consolas" w:hAnsi="Consolas"/>
+          <w:color w:val="B03060"/>
+        </w:rPr>
+        <w:t>z-index</w:t>
+      </w:r>
+      <w:r>
+        <w:t xml:space="preserve"> 低于顶栏（</w:t>
+      </w:r>
+      <w:r>
+        <w:rPr>
+          <w:rFonts w:ascii="Consolas" w:hAnsi="Consolas"/>
+          <w:color w:val="B03060"/>
+        </w:rPr>
+        <w:t>z-30</w:t>
+      </w:r>
+      <w:r>
+        <w:t xml:space="preserve"> &lt; 顶栏 </w:t>
+      </w:r>
+      <w:r>
+        <w:rPr>
+          <w:rFonts w:ascii="Consolas" w:hAnsi="Consolas"/>
+          <w:color w:val="B03060"/>
+        </w:rPr>
+        <w:t>z-40</w:t>
+      </w:r>
+      <w:r>
+        <w:t>，否则遮罩排在后面会挡住菜单按钮）后才正常。同理，</w:t>
+      </w:r>
+      <w:r>
+        <w:rPr>
+          <w:rFonts w:ascii="Consolas" w:hAnsi="Consolas"/>
+          <w:color w:val="B03060"/>
+        </w:rPr>
+        <w:t>FormData</w:t>
+      </w:r>
+      <w:r>
+        <w:t xml:space="preserve"> 上传时不能统一写 </w:t>
+      </w:r>
+      <w:r>
+        <w:rPr>
+          <w:rFonts w:ascii="Consolas" w:hAnsi="Consolas"/>
+          <w:color w:val="B03060"/>
+        </w:rPr>
+        <w:t>Content-Type: application/json</w:t>
+      </w:r>
+      <w:r>
+        <w:t>——手工设置会让浏览器丢掉 multipart boundary，后端返回 422「file 字段缺失」。</w:t>
+      </w:r>
+    </w:p>
+    <w:p>
+      <w:pPr>
+        <w:pStyle w:val="ListNumber"/>
+      </w:pPr>
+      <w:r>
+        <w:rPr>
+          <w:b/>
+        </w:rPr>
+        <w:t>自检脚本要主动清掉环境变量，也别依赖 `env`</w:t>
+      </w:r>
+      <w:r>
+        <w:t xml:space="preserve">：容器入口脚本自检本机 18/18，一进 CI 就挂 2 项——场景「没配数据包地址」没有清掉环境里的 </w:t>
+      </w:r>
+      <w:r>
+        <w:rPr>
+          <w:rFonts w:ascii="Consolas" w:hAnsi="Consolas"/>
+          <w:color w:val="B03060"/>
+        </w:rPr>
+        <w:t>DATA_PACK_URL</w:t>
+      </w:r>
+      <w:r>
+        <w:t xml:space="preserve">（CI 里是 job 级变量），于是它又下了一次数据包、警告不出现；把 </w:t>
+      </w:r>
+      <w:r>
+        <w:rPr>
+          <w:rFonts w:ascii="Consolas" w:hAnsi="Consolas"/>
+          <w:color w:val="B03060"/>
+        </w:rPr>
+        <w:t>env PATH=… sh …</w:t>
+      </w:r>
+      <w:r>
+        <w:t xml:space="preserve"> 换成子 shell 里 </w:t>
+      </w:r>
+      <w:r>
+        <w:rPr>
+          <w:rFonts w:ascii="Consolas" w:hAnsi="Consolas"/>
+          <w:color w:val="B03060"/>
+        </w:rPr>
+        <w:t>export</w:t>
+      </w:r>
+      <w:r>
+        <w:t xml:space="preserve"> 时又踩到第二个坑：本机 </w:t>
+      </w:r>
+      <w:r>
+        <w:rPr>
+          <w:rFonts w:ascii="Consolas" w:hAnsi="Consolas"/>
+          <w:color w:val="B03060"/>
+        </w:rPr>
+        <w:t>~/.local/bin/env</w:t>
+      </w:r>
+      <w:r>
+        <w:t xml:space="preserve"> 是 uv 装的一个 328 字节 PATH 包装脚本，登录 shell 下排在 </w:t>
+      </w:r>
+      <w:r>
+        <w:rPr>
+          <w:rFonts w:ascii="Consolas" w:hAnsi="Consolas"/>
+          <w:color w:val="B03060"/>
+        </w:rPr>
+        <w:t>/usr/bin/env</w:t>
+      </w:r>
+      <w:r>
+        <w:t xml:space="preserve"> 前面，整条子命令静默无输出（15 项假失败）。结论：自检要显式声明它依赖的变量，跨环境跑一遍才算数。</w:t>
+      </w:r>
+    </w:p>
+    <w:p>
+      <w:pPr>
+        <w:pStyle w:val="ListNumber"/>
+      </w:pPr>
+      <w:r>
+        <w:rPr>
+          <w:b/>
+        </w:rPr>
+        <w:t>同一份自检在 Windows 与 Linux 上能验的东西不一样</w:t>
+      </w:r>
+      <w:r>
+        <w:t>：给云主机直装脚本写自检时，</w:t>
+      </w:r>
+      <w:r>
+        <w:rPr>
+          <w:rFonts w:ascii="Consolas" w:hAnsi="Consolas"/>
+          <w:color w:val="B03060"/>
+        </w:rPr>
+        <w:t>chmod 600 .env</w:t>
+      </w:r>
+      <w:r>
+        <w:t xml:space="preserve"> 这条在 Windows 的 Git Bash（MSYS）上是空操作 —— </w:t>
+      </w:r>
+      <w:r>
+        <w:rPr>
+          <w:rFonts w:ascii="Consolas" w:hAnsi="Consolas"/>
+          <w:color w:val="B03060"/>
+        </w:rPr>
+        <w:t>stat -c %a</w:t>
+      </w:r>
+      <w:r>
+        <w:t xml:space="preserve"> 恒返回 644，而同一句在 Linux 上会真的生效。硬按一个标准写，等于让这条断言在一个平台上永远假失败（或永远假通过）。做法是把断言写成</w:t>
+      </w:r>
+      <w:r>
+        <w:rPr>
+          <w:b/>
+        </w:rPr>
+        <w:t>按平台分流但只算一条</w:t>
+      </w:r>
+      <w:r>
+        <w:t xml:space="preserve">：Linux 查权限位本身，其它平台查「脚本确实调用了 </w:t>
+      </w:r>
+      <w:r>
+        <w:rPr>
+          <w:rFonts w:ascii="Consolas" w:hAnsi="Consolas"/>
+          <w:color w:val="B03060"/>
+        </w:rPr>
+        <w:t>chmod 600</w:t>
+      </w:r>
+      <w:r>
+        <w:t>」，这样两边计数一致、CI 里补上真正的权限位校验。这条断言第一次进 CI 就挂了 —— 原因在自检自己身上：</w:t>
+      </w:r>
+      <w:r>
+        <w:rPr>
+          <w:rFonts w:ascii="Consolas" w:hAnsi="Consolas"/>
+          <w:color w:val="B03060"/>
+        </w:rPr>
+        <w:t>chmod</w:t>
+      </w:r>
+      <w:r>
+        <w:t xml:space="preserve"> 也被桩成了「只记日志」，于是 Linux 分支永远看不到 600（本机 Windows 分支查的是调用记录，所以一直绿）。桩要「记日志 </w:t>
+      </w:r>
+      <w:r>
+        <w:rPr>
+          <w:b/>
+        </w:rPr>
+        <w:t>并且</w:t>
+      </w:r>
+      <w:r>
+        <w:t xml:space="preserve"> 真调用 chmod」才对。同理，凡是「装系统包 / 写 systemd / 起内核级资源」的脚本，本机只能用桩命令验行为，第一次真跑一定发生在真服务器上——这一点要在文档里写明，不能拿桩自检冒充真机验证。</w:t>
       </w:r>
     </w:p>
     <w:p>
@@ -6354,6 +7000,133 @@
                 <w:rFonts w:ascii="Consolas" w:hAnsi="Consolas"/>
                 <w:color w:val="B03060"/>
               </w:rPr>
+              <w:t>deploy/install_vps.sh</w:t>
+            </w:r>
+          </w:p>
+        </w:tc>
+        <w:tc>
+          <w:tcPr>
+            <w:tcW w:type="dxa" w:w="4320"/>
+          </w:tcPr>
+          <w:p>
+            <w:r/>
+            <w:r>
+              <w:t>云主机</w:t>
+            </w:r>
+            <w:r>
+              <w:rPr>
+                <w:b/>
+              </w:rPr>
+              <w:t>一条命令直装</w:t>
+            </w:r>
+            <w:r>
+              <w:t xml:space="preserve">（Ubuntu/Debian，不用 Docker）：装系统依赖 → 建 venv（pip 走镜像）→ 拉代码 → 缺主库时下数据包 → 生成 </w:t>
+            </w:r>
+            <w:r>
+              <w:rPr>
+                <w:rFonts w:ascii="Consolas" w:hAnsi="Consolas"/>
+                <w:color w:val="B03060"/>
+              </w:rPr>
+              <w:t>.env</w:t>
+            </w:r>
+            <w:r>
+              <w:t xml:space="preserve">（六项公网安全开关 + </w:t>
+            </w:r>
+            <w:r>
+              <w:rPr>
+                <w:rFonts w:ascii="Consolas" w:hAnsi="Consolas"/>
+                <w:color w:val="B03060"/>
+              </w:rPr>
+              <w:t>chmod 600</w:t>
+            </w:r>
+            <w:r>
+              <w:t xml:space="preserve">）→ 写 systemd 单元并 </w:t>
+            </w:r>
+            <w:r>
+              <w:rPr>
+                <w:rFonts w:ascii="Consolas" w:hAnsi="Consolas"/>
+                <w:color w:val="B03060"/>
+              </w:rPr>
+              <w:t>enable --now</w:t>
+            </w:r>
+            <w:r>
+              <w:t xml:space="preserve"> → 轮询 </w:t>
+            </w:r>
+            <w:r>
+              <w:rPr>
+                <w:rFonts w:ascii="Consolas" w:hAnsi="Consolas"/>
+                <w:color w:val="B03060"/>
+              </w:rPr>
+              <w:t>/health</w:t>
+            </w:r>
+            <w:r>
+              <w:t xml:space="preserve"> 判定成败。幂等（重跑是 </w:t>
+            </w:r>
+            <w:r>
+              <w:rPr>
+                <w:rFonts w:ascii="Consolas" w:hAnsi="Consolas"/>
+                <w:color w:val="B03060"/>
+              </w:rPr>
+              <w:t>fetch/reset</w:t>
+            </w:r>
+            <w:r>
+              <w:t xml:space="preserve">，不覆盖 </w:t>
+            </w:r>
+            <w:r>
+              <w:rPr>
+                <w:rFonts w:ascii="Consolas" w:hAnsi="Consolas"/>
+                <w:color w:val="B03060"/>
+              </w:rPr>
+              <w:t>.env</w:t>
+            </w:r>
+            <w:r>
+              <w:t xml:space="preserve">、不重下数据包），支持 </w:t>
+            </w:r>
+            <w:r>
+              <w:rPr>
+                <w:rFonts w:ascii="Consolas" w:hAnsi="Consolas"/>
+                <w:color w:val="B03060"/>
+              </w:rPr>
+              <w:t>PORT</w:t>
+            </w:r>
+            <w:r>
+              <w:t xml:space="preserve"> / </w:t>
+            </w:r>
+            <w:r>
+              <w:rPr>
+                <w:rFonts w:ascii="Consolas" w:hAnsi="Consolas"/>
+                <w:color w:val="B03060"/>
+              </w:rPr>
+              <w:t>APP_DIR</w:t>
+            </w:r>
+            <w:r>
+              <w:t xml:space="preserve"> / </w:t>
+            </w:r>
+            <w:r>
+              <w:rPr>
+                <w:rFonts w:ascii="Consolas" w:hAnsi="Consolas"/>
+                <w:color w:val="B03060"/>
+              </w:rPr>
+              <w:t>DRY_RUN</w:t>
+            </w:r>
+            <w:r>
+              <w:t xml:space="preserve"> 等覆盖</w:t>
+            </w:r>
+          </w:p>
+        </w:tc>
+      </w:tr>
+      <w:tr>
+        <w:tc>
+          <w:tcPr>
+            <w:tcW w:type="dxa" w:w="4320"/>
+          </w:tcPr>
+          <w:p>
+            <w:r/>
+            <w:r>
+              <w:rPr>
+                <w:rFonts w:ascii="Consolas" w:hAnsi="Consolas"/>
+                <w:color w:val="B03060"/>
+              </w:rPr>
               <w:t>deploy/nginx.conf.example</w:t>
             </w:r>
           </w:p>
@@ -6462,6 +7235,309 @@
           <w:p>
             <w:r/>
             <w:r>
+              <w:rPr>
+                <w:rFonts w:ascii="Consolas" w:hAnsi="Consolas"/>
+                <w:color w:val="B03060"/>
+              </w:rPr>
+              <w:t>Dockerfile</w:t>
+            </w:r>
+            <w:r>
+              <w:t xml:space="preserve"> + </w:t>
+            </w:r>
+            <w:r>
+              <w:rPr>
+                <w:rFonts w:ascii="Consolas" w:hAnsi="Consolas"/>
+                <w:color w:val="B03060"/>
+              </w:rPr>
+              <w:t>deploy/entrypoint.sh</w:t>
+            </w:r>
+          </w:p>
+        </w:tc>
+        <w:tc>
+          <w:tcPr>
+            <w:tcW w:type="dxa" w:w="4320"/>
+          </w:tcPr>
+          <w:p>
+            <w:r/>
+            <w:r>
+              <w:t>容器化：python:3.13-slim、只装运行子集（去掉 streamlit/altair）、构建期从 Release 拉数据包、单 worker 启动；入口脚本启动前打印不含密钥的有效配置，缺索引还会现场重建</w:t>
+            </w:r>
+          </w:p>
+        </w:tc>
+      </w:tr>
+      <w:tr>
+        <w:tc>
+          <w:tcPr>
+            <w:tcW w:type="dxa" w:w="4320"/>
+          </w:tcPr>
+          <w:p>
+            <w:r/>
+            <w:r>
+              <w:rPr>
+                <w:rFonts w:ascii="Consolas" w:hAnsi="Consolas"/>
+                <w:color w:val="B03060"/>
+              </w:rPr>
+              <w:t>render.yaml</w:t>
+            </w:r>
+            <w:r>
+              <w:t xml:space="preserve"> + </w:t>
+            </w:r>
+            <w:r>
+              <w:rPr>
+                <w:rFonts w:ascii="Consolas" w:hAnsi="Consolas"/>
+                <w:color w:val="B03060"/>
+              </w:rPr>
+              <w:t>deploy/docker-compose.yml</w:t>
+            </w:r>
+            <w:r>
+              <w:t xml:space="preserve"> + </w:t>
+            </w:r>
+            <w:r>
+              <w:rPr>
+                <w:rFonts w:ascii="Consolas" w:hAnsi="Consolas"/>
+                <w:color w:val="B03060"/>
+              </w:rPr>
+              <w:t>deploy/Caddyfile</w:t>
+            </w:r>
+          </w:p>
+        </w:tc>
+        <w:tc>
+          <w:tcPr>
+            <w:tcW w:type="dxa" w:w="4320"/>
+          </w:tcPr>
+          <w:p>
+            <w:r/>
+            <w:r>
+              <w:t xml:space="preserve">两套托管定义：Render 免费档 Blueprint（0.1 CPU / 512 MB、关定时任务、key 用 </w:t>
+            </w:r>
+            <w:r>
+              <w:rPr>
+                <w:rFonts w:ascii="Consolas" w:hAnsi="Consolas"/>
+                <w:color w:val="B03060"/>
+              </w:rPr>
+              <w:t>sync: false</w:t>
+            </w:r>
+            <w:r>
+              <w:t xml:space="preserve"> 不进仓库）；云服务器 compose（app + Caddy 自动 HTTPS）</w:t>
+            </w:r>
+          </w:p>
+        </w:tc>
+      </w:tr>
+      <w:tr>
+        <w:tc>
+          <w:tcPr>
+            <w:tcW w:type="dxa" w:w="4320"/>
+          </w:tcPr>
+          <w:p>
+            <w:r/>
+            <w:r>
+              <w:rPr>
+                <w:rFonts w:ascii="Consolas" w:hAnsi="Consolas"/>
+                <w:color w:val="B03060"/>
+              </w:rPr>
+              <w:t>scripts/make_data_pack.py</w:t>
+            </w:r>
+          </w:p>
+        </w:tc>
+        <w:tc>
+          <w:tcPr>
+            <w:tcW w:type="dxa" w:w="4320"/>
+          </w:tcPr>
+          <w:p>
+            <w:r/>
+            <w:r>
+              <w:t xml:space="preserve">把 4 样不入库的东西打成 51.83 MB 的 Release 数据包（SQLite 先 </w:t>
+            </w:r>
+            <w:r>
+              <w:rPr>
+                <w:rFonts w:ascii="Consolas" w:hAnsi="Consolas"/>
+                <w:color w:val="B03060"/>
+              </w:rPr>
+              <w:t>VACUUM INTO</w:t>
+            </w:r>
+            <w:r>
+              <w:t xml:space="preserve"> 出无 WAL 的干净副本），支持 </w:t>
+            </w:r>
+            <w:r>
+              <w:rPr>
+                <w:rFonts w:ascii="Consolas" w:hAnsi="Consolas"/>
+                <w:color w:val="B03060"/>
+              </w:rPr>
+              <w:t>--verify-only URL</w:t>
+            </w:r>
+            <w:r>
+              <w:t xml:space="preserve"> 校验</w:t>
+            </w:r>
+          </w:p>
+        </w:tc>
+      </w:tr>
+      <w:tr>
+        <w:tc>
+          <w:tcPr>
+            <w:tcW w:type="dxa" w:w="4320"/>
+          </w:tcPr>
+          <w:p>
+            <w:r/>
+            <w:r>
+              <w:rPr>
+                <w:rFonts w:ascii="Consolas" w:hAnsi="Consolas"/>
+                <w:color w:val="B03060"/>
+              </w:rPr>
+              <w:t>.github/workflows/ci.yml</w:t>
+            </w:r>
+          </w:p>
+        </w:tc>
+        <w:tc>
+          <w:tcPr>
+            <w:tcW w:type="dxa" w:w="4320"/>
+          </w:tcPr>
+          <w:p>
+            <w:r/>
+            <w:r>
+              <w:t>GitHub Actions：static（</w:t>
+            </w:r>
+            <w:r>
+              <w:rPr>
+                <w:rFonts w:ascii="Consolas" w:hAnsi="Consolas"/>
+                <w:color w:val="B03060"/>
+              </w:rPr>
+              <w:t>compileall</w:t>
+            </w:r>
+            <w:r>
+              <w:t xml:space="preserve"> + 依赖体检 + </w:t>
+            </w:r>
+            <w:r>
+              <w:rPr>
+                <w:b/>
+              </w:rPr>
+              <w:t>直装脚本桩自检 56 项</w:t>
+            </w:r>
+            <w:r>
+              <w:t xml:space="preserve">）+ runtime（数据包到位才跑：下包 → 起真服务 → </w:t>
+            </w:r>
+            <w:r>
+              <w:rPr>
+                <w:b/>
+              </w:rPr>
+              <w:t>149 项</w:t>
+            </w:r>
+            <w:r>
+              <w:t xml:space="preserve">），合计 </w:t>
+            </w:r>
+            <w:r>
+              <w:rPr>
+                <w:b/>
+              </w:rPr>
+              <w:t>205 项</w:t>
+            </w:r>
+          </w:p>
+        </w:tc>
+      </w:tr>
+      <w:tr>
+        <w:tc>
+          <w:tcPr>
+            <w:tcW w:type="dxa" w:w="4320"/>
+          </w:tcPr>
+          <w:p>
+            <w:r/>
+            <w:r>
+              <w:rPr>
+                <w:rFonts w:ascii="Consolas" w:hAnsi="Consolas"/>
+                <w:color w:val="B03060"/>
+              </w:rPr>
+              <w:t>docs/部署-公网托管.md</w:t>
+            </w:r>
+          </w:p>
+        </w:tc>
+        <w:tc>
+          <w:tcPr>
+            <w:tcW w:type="dxa" w:w="4320"/>
+          </w:tcPr>
+          <w:p>
+            <w:r/>
+            <w:r>
+              <w:rPr>
+                <w:b/>
+              </w:rPr>
+              <w:t>公网托管</w:t>
+            </w:r>
+            <w:r>
+              <w:t>：</w:t>
+            </w:r>
+            <w:r>
+              <w:rPr>
+                <w:b/>
+              </w:rPr>
+              <w:t>路线 B-直装</w:t>
+            </w:r>
+            <w:r>
+              <w:t>（云主机一条命令，第 8 节；8.1 节是阿里云轻量的首次真跑实测 —— 八步全过、GitHub 直连断流改走国内镜像、外网 41 项复核全绿）/ Render 免费容器 / 云服务器 Compose / Pages 静态展示，附本机按生产配置实测的 131 项断言与排错表</w:t>
+            </w:r>
+          </w:p>
+        </w:tc>
+      </w:tr>
+      <w:tr>
+        <w:tc>
+          <w:tcPr>
+            <w:tcW w:type="dxa" w:w="4320"/>
+          </w:tcPr>
+          <w:p>
+            <w:r/>
+            <w:r>
+              <w:rPr>
+                <w:b/>
+              </w:rPr>
+              <w:t>线上实例（2026-10-10 起）</w:t>
+            </w:r>
+          </w:p>
+        </w:tc>
+        <w:tc>
+          <w:tcPr>
+            <w:tcW w:type="dxa" w:w="4320"/>
+          </w:tcPr>
+          <w:p>
+            <w:r/>
+            <w:r>
+              <w:rPr>
+                <w:rFonts w:ascii="Consolas" w:hAnsi="Consolas"/>
+                <w:color w:val="B03060"/>
+              </w:rPr>
+              <w:t>http://8.133.235.32:8000</w:t>
+            </w:r>
+            <w:r>
+              <w:t xml:space="preserve"> —— 阿里云轻量 2 vCPU / 2 GiB / Ubuntu 24.04（上海），</w:t>
+            </w:r>
+            <w:r>
+              <w:rPr>
+                <w:rFonts w:ascii="Consolas" w:hAnsi="Consolas"/>
+                <w:color w:val="B03060"/>
+              </w:rPr>
+              <w:t>deploy/install_vps.sh</w:t>
+            </w:r>
+            <w:r>
+              <w:t xml:space="preserve"> 一条命令装成 systemd 常驻；上线后改掉 </w:t>
+            </w:r>
+            <w:r>
+              <w:rPr>
+                <w:rFonts w:ascii="Consolas" w:hAnsi="Consolas"/>
+                <w:color w:val="B03060"/>
+              </w:rPr>
+              <w:t>admin</w:t>
+            </w:r>
+            <w:r>
+              <w:t xml:space="preserve"> 默认密码（复验默认密码登录 401）。如实边界：HTTP 明文、个人云主机（到期 2027-10-10）、数据是打包那天快照、定时抓取关闭</w:t>
+            </w:r>
+          </w:p>
+        </w:tc>
+      </w:tr>
+      <w:tr>
+        <w:tc>
+          <w:tcPr>
+            <w:tcW w:type="dxa" w:w="4320"/>
+          </w:tcPr>
+          <w:p>
+            <w:r/>
+            <w:r>
               <w:t>不入库但必须传的</w:t>
             </w:r>
           </w:p>
@@ -6487,20 +7563,30 @@
                 <w:rFonts w:ascii="Consolas" w:hAnsi="Consolas"/>
                 <w:color w:val="B03060"/>
               </w:rPr>
-              <w:t>models/*.joblib</w:t>
-            </w:r>
-            <w:r>
-              <w:t>（11.12 MB）、</w:t>
+              <w:t>data/database/search.db</w:t>
+            </w:r>
+            <w:r>
+              <w:t>（17.8 MB）、</w:t>
             </w:r>
             <w:r>
               <w:rPr>
                 <w:rFonts w:ascii="Consolas" w:hAnsi="Consolas"/>
                 <w:color w:val="B03060"/>
               </w:rPr>
-              <w:t>data/external/</w:t>
-            </w:r>
-            <w:r>
-              <w:t xml:space="preserve"> 特征 CSV；检索索引在服务器上重建（4.9 s）</w:t>
+              <w:t>models/*.joblib</w:t>
+            </w:r>
+            <w:r>
+              <w:t>（11.12 MB）、</w:t>
+            </w:r>
+            <w:r>
+              <w:rPr>
+                <w:rFonts w:ascii="Consolas" w:hAnsi="Consolas"/>
+                <w:color w:val="B03060"/>
+              </w:rPr>
+              <w:t>data/processed/*.csv</w:t>
+            </w:r>
+            <w:r>
+              <w:t>；以上四样正是数据包的内容</w:t>
             </w:r>
           </w:p>
         </w:tc>
@@ -6852,7 +7938,7 @@
           <w:p>
             <w:r/>
             <w:r>
-              <w:t>14 脚本 / 183 断言 / 21 截图</w:t>
+              <w:t>18 脚本 / 348 断言 / 22 截图</w:t>
             </w:r>
           </w:p>
         </w:tc>
@@ -7445,6 +8531,34 @@
                 <w:rFonts w:ascii="Consolas" w:hAnsi="Consolas"/>
                 <w:color w:val="B03060"/>
               </w:rPr>
+              <w:t>docs/部署-公网托管.md</w:t>
+            </w:r>
+          </w:p>
+        </w:tc>
+        <w:tc>
+          <w:tcPr>
+            <w:tcW w:type="dxa" w:w="4320"/>
+          </w:tcPr>
+          <w:p>
+            <w:r/>
+            <w:r>
+              <w:t>公网托管三条路线（Render 免费容器 / 云服务器 Compose + Caddy / Pages 静态展示）+ 数据包制作与校验 + 部署后检查清单</w:t>
+            </w:r>
+          </w:p>
+        </w:tc>
+      </w:tr>
+      <w:tr>
+        <w:tc>
+          <w:tcPr>
+            <w:tcW w:type="dxa" w:w="4320"/>
+          </w:tcPr>
+          <w:p>
+            <w:r/>
+            <w:r>
+              <w:rPr>
+                <w:rFonts w:ascii="Consolas" w:hAnsi="Consolas"/>
+                <w:color w:val="B03060"/>
+              </w:rPr>
               <w:t>docs/信息架构评审.md</w:t>
             </w:r>
             <w:r>
@@ -7596,7 +8710,7 @@
           <w:rFonts w:ascii="Consolas" w:hAnsi="Consolas"/>
           <w:sz w:val="18"/>
         </w:rPr>
-        <w:t>#    → http://127.0.0.1:8000/   演示账号 admin / football2026</w:t>
+        <w:t>#    → http://127.0.0.1:8000/   账号 admin（首次跑密码 football2026，登录后立刻改掉）</w:t>
       </w:r>
     </w:p>
     <w:p>
@@ -7654,7 +8768,7 @@
           <w:rFonts w:ascii="Consolas" w:hAnsi="Consolas"/>
           <w:sz w:val="18"/>
         </w:rPr>
-        <w:t># 5) 全套自检（183 项断言）</w:t>
+        <w:t># 5) 全套自检（348 项断言）</w:t>
       </w:r>
     </w:p>
     <w:p>
@@ -7715,6 +8829,30 @@
           <w:sz w:val="18"/>
         </w:rPr>
         <w:t>python scripts/verify_ask_ui.py</w:t>
+      </w:r>
+    </w:p>
+    <w:p>
+      <w:pPr>
+        <w:spacing w:after="0"/>
+      </w:pPr>
+      <w:r>
+        <w:rPr>
+          <w:rFonts w:ascii="Consolas" w:hAnsi="Consolas"/>
+          <w:sz w:val="18"/>
+        </w:rPr>
+        <w:t>python scripts/verify_account.py</w:t>
+      </w:r>
+    </w:p>
+    <w:p>
+      <w:pPr>
+        <w:spacing w:after="0"/>
+      </w:pPr>
+      <w:r>
+        <w:rPr>
+          <w:rFonts w:ascii="Consolas" w:hAnsi="Consolas"/>
+          <w:sz w:val="18"/>
+        </w:rPr>
+        <w:t>python scripts/verify_account_ui.py</w:t>
       </w:r>
     </w:p>
     <w:p>

--- a/docs/项目报告总览.docx
+++ b/docs/项目报告总览.docx
@@ -7515,7 +7515,16 @@
               <w:t>deploy/install_vps.sh</w:t>
             </w:r>
             <w:r>
-              <w:t xml:space="preserve"> 一条命令装成 systemd 常驻；上线后改掉 </w:t>
+              <w:t xml:space="preserve"> 一条命令装成 systemd 常驻；上线后管理员账号</w:t>
+            </w:r>
+            <w:r>
+              <w:rPr>
+                <w:b/>
+              </w:rPr>
+              <w:t>改名 + 改密</w:t>
+            </w:r>
+            <w:r>
+              <w:t xml:space="preserve">（复验默认账号 </w:t>
             </w:r>
             <w:r>
               <w:rPr>
@@ -7525,7 +7534,17 @@
               <w:t>admin</w:t>
             </w:r>
             <w:r>
-              <w:t xml:space="preserve"> 默认密码（复验默认密码登录 401）。如实边界：HTTP 明文、个人云主机（到期 2027-10-10）、数据是打包那天快照、定时抓取关闭</w:t>
+              <w:t xml:space="preserve"> 与默认口令登录均为 401，</w:t>
+            </w:r>
+            <w:r>
+              <w:rPr>
+                <w:rFonts w:ascii="Consolas" w:hAnsi="Consolas"/>
+                <w:color w:val="B03060"/>
+              </w:rPr>
+              <w:t>viewer</w:t>
+            </w:r>
+            <w:r>
+              <w:t xml:space="preserve"> 等普通账号不受影响）。如实边界：HTTP 明文、个人云主机（到期 2027-10-10）、数据是打包那天快照、定时抓取关闭</w:t>
             </w:r>
           </w:p>
         </w:tc>

--- a/docs/项目报告总览.docx
+++ b/docs/项目报告总览.docx
@@ -501,7 +501,7 @@
               <w:rPr>
                 <w:b/>
               </w:rPr>
-              <w:t>18 个脚本 · 348 项断言 · 22 张交付截图</w:t>
+              <w:t>19 个脚本 · 393 项断言 · 22 张交付截图</w:t>
             </w:r>
             <w:r>
               <w:t>，全部通过</w:t>
@@ -5622,7 +5622,7 @@
         <w:pStyle w:val="Heading3"/>
       </w:pPr>
       <w:r>
-        <w:t>8.1 自动化自检（18 个脚本 / 348 项断言 / 22 张截图）</w:t>
+        <w:t>8.1 自动化自检（19 个脚本 / 393 项断言 / 22 张截图）</w:t>
       </w:r>
     </w:p>
     <w:tbl>
@@ -6249,6 +6249,55 @@
                 <w:rFonts w:ascii="Consolas" w:hAnsi="Consolas"/>
                 <w:color w:val="B03060"/>
               </w:rPr>
+              <w:t>verify_vision.py</w:t>
+            </w:r>
+          </w:p>
+        </w:tc>
+        <w:tc>
+          <w:tcPr>
+            <w:tcW w:type="dxa" w:w="2880"/>
+          </w:tcPr>
+          <w:p>
+            <w:r/>
+            <w:r>
+              <w:t>视觉模块（</w:t>
+            </w:r>
+            <w:r>
+              <w:rPr>
+                <w:rFonts w:ascii="Consolas" w:hAnsi="Consolas"/>
+                <w:color w:val="B03060"/>
+              </w:rPr>
+              <w:t>src/vision/</w:t>
+            </w:r>
+            <w:r>
+              <w:t>）：路径与默认参数、片段探测、轨迹 JSON/gzip 往返、中文路径改道、metrics 各档数值与五条判定、detector 结构与缺依赖报错、预标注 YOLO txt 归一化</w:t>
+            </w:r>
+          </w:p>
+        </w:tc>
+        <w:tc>
+          <w:tcPr>
+            <w:tcW w:type="dxa" w:w="2880"/>
+          </w:tcPr>
+          <w:p>
+            <w:r/>
+            <w:r>
+              <w:t>45</w:t>
+            </w:r>
+          </w:p>
+        </w:tc>
+      </w:tr>
+      <w:tr>
+        <w:tc>
+          <w:tcPr>
+            <w:tcW w:type="dxa" w:w="2880"/>
+          </w:tcPr>
+          <w:p>
+            <w:r/>
+            <w:r>
+              <w:rPr>
+                <w:rFonts w:ascii="Consolas" w:hAnsi="Consolas"/>
+                <w:color w:val="B03060"/>
+              </w:rPr>
               <w:t>docs_shots.py</w:t>
             </w:r>
           </w:p>
@@ -6436,10 +6485,10 @@
         <w:rPr>
           <w:b/>
         </w:rPr>
-        <w:t>348 项断言</w:t>
-      </w:r>
-      <w:r>
-        <w:t>（19+30+17+30+10+23+37+17+41+50+18+56），全部通过；界面质量统一断言「0 坏图 / 0 横向溢出 / 0 控制台报错」（负向用例故意触发的 4xx 不计入控制台报错）。</w:t>
+        <w:t>393 项断言</w:t>
+      </w:r>
+      <w:r>
+        <w:t>（19+30+17+30+10+23+37+17+41+50+18+56+45），全部通过（其中视觉模块那 45 项要在装了 cv2 的解释器里跑，暂未接入 CI）；界面质量统一断言「0 坏图 / 0 横向溢出 / 0 控制台报错」（负向用例故意触发的 4xx 不计入控制台报错）。</w:t>
       </w:r>
     </w:p>
     <w:p>
@@ -7957,7 +8006,7 @@
           <w:p>
             <w:r/>
             <w:r>
-              <w:t>18 脚本 / 348 断言 / 22 截图</w:t>
+              <w:t>19 脚本 / 393 断言 / 22 截图</w:t>
             </w:r>
           </w:p>
         </w:tc>
@@ -8193,6 +8242,49 @@
           </w:p>
         </w:tc>
       </w:tr>
+      <w:tr>
+        <w:tc>
+          <w:tcPr>
+            <w:tcW w:type="dxa" w:w="4320"/>
+          </w:tcPr>
+          <w:p>
+            <w:r/>
+            <w:r>
+              <w:t>视觉模块只到骨架</w:t>
+            </w:r>
+          </w:p>
+        </w:tc>
+        <w:tc>
+          <w:tcPr>
+            <w:tcW w:type="dxa" w:w="4320"/>
+          </w:tcPr>
+          <w:p>
+            <w:r/>
+            <w:r>
+              <w:t xml:space="preserve">毕设新增的 </w:t>
+            </w:r>
+            <w:r>
+              <w:rPr>
+                <w:rFonts w:ascii="Consolas" w:hAnsi="Consolas"/>
+                <w:color w:val="B03060"/>
+              </w:rPr>
+              <w:t>src/vision/</w:t>
+            </w:r>
+            <w:r>
+              <w:t>（YOLOv8 检测跟踪）已能跑通推理与统计，但</w:t>
+            </w:r>
+            <w:r>
+              <w:rPr>
+                <w:b/>
+              </w:rPr>
+              <w:t>尚未接入 Web 界面、也没在真实比赛片段上跑过</w:t>
+            </w:r>
+            <w:r>
+              <w:t>；线上 2 GiB 无 GPU 的机器跑不了推理，定位是「本地处理、线上展示」</w:t>
+            </w:r>
+          </w:p>
+        </w:tc>
+      </w:tr>
     </w:tbl>
     <w:p/>
     <w:p>
@@ -8787,7 +8879,7 @@
           <w:rFonts w:ascii="Consolas" w:hAnsi="Consolas"/>
           <w:sz w:val="18"/>
         </w:rPr>
-        <w:t># 5) 全套自检（348 项断言）</w:t>
+        <w:t># 5) 全套自检（393 项断言；视觉那 45 项需装 cv2 或 .venv-vision）</w:t>
       </w:r>
     </w:p>
     <w:p>

--- a/docs/项目报告总览.docx
+++ b/docs/项目报告总览.docx
@@ -501,7 +501,7 @@
               <w:rPr>
                 <w:b/>
               </w:rPr>
-              <w:t>19 个脚本 · 393 项断言 · 22 张交付截图</w:t>
+              <w:t>19 个脚本 · 398 项断言 · 22 张交付截图</w:t>
             </w:r>
             <w:r>
               <w:t>，全部通过</w:t>
@@ -5622,7 +5622,7 @@
         <w:pStyle w:val="Heading3"/>
       </w:pPr>
       <w:r>
-        <w:t>8.1 自动化自检（19 个脚本 / 393 项断言 / 22 张截图）</w:t>
+        <w:t>8.1 自动化自检（19 个脚本 / 398 项断言 / 22 张截图）</w:t>
       </w:r>
     </w:p>
     <w:tbl>
@@ -6270,7 +6270,7 @@
               <w:t>src/vision/</w:t>
             </w:r>
             <w:r>
-              <w:t>）：路径与默认参数、片段探测、轨迹 JSON/gzip 往返、中文路径改道、metrics 各档数值与五条判定、detector 结构与缺依赖报错、预标注 YOLO txt 归一化</w:t>
+              <w:t>）：路径与默认参数、片段探测、轨迹 JSON/gzip 往返、中文路径改道、metrics 各档数值与五条判定、detector 结构与缺依赖报错、预标注 YOLO txt 归一化、抓取脚本的文件名与时间解析</w:t>
             </w:r>
           </w:p>
         </w:tc>
@@ -6281,7 +6281,7 @@
           <w:p>
             <w:r/>
             <w:r>
-              <w:t>45</w:t>
+              <w:t>50</w:t>
             </w:r>
           </w:p>
         </w:tc>
@@ -6485,10 +6485,10 @@
         <w:rPr>
           <w:b/>
         </w:rPr>
-        <w:t>393 项断言</w:t>
-      </w:r>
-      <w:r>
-        <w:t>（19+30+17+30+10+23+37+17+41+50+18+56+45），全部通过（其中视觉模块那 45 项要在装了 cv2 的解释器里跑，暂未接入 CI）；界面质量统一断言「0 坏图 / 0 横向溢出 / 0 控制台报错」（负向用例故意触发的 4xx 不计入控制台报错）。</w:t>
+        <w:t>398 项断言</w:t>
+      </w:r>
+      <w:r>
+        <w:t>（19+30+17+30+10+23+37+17+41+50+18+56+50），全部通过（其中视觉模块那 50 项要在装了 cv2 的解释器里跑，暂未接入 CI）；界面质量统一断言「0 坏图 / 0 横向溢出 / 0 控制台报错」（负向用例故意触发的 4xx 不计入控制台报错）。</w:t>
       </w:r>
     </w:p>
     <w:p>
@@ -8006,7 +8006,7 @@
           <w:p>
             <w:r/>
             <w:r>
-              <w:t>19 脚本 / 393 断言 / 22 截图</w:t>
+              <w:t>19 脚本 / 398 断言 / 22 截图</w:t>
             </w:r>
           </w:p>
         </w:tc>
@@ -8879,7 +8879,7 @@
           <w:rFonts w:ascii="Consolas" w:hAnsi="Consolas"/>
           <w:sz w:val="18"/>
         </w:rPr>
-        <w:t># 5) 全套自检（393 项断言；视觉那 45 项需装 cv2 或 .venv-vision）</w:t>
+        <w:t># 5) 全套自检（398 项断言；视觉那 50 项需装 cv2 或 .venv-vision）</w:t>
       </w:r>
     </w:p>
     <w:p>

--- a/docs/项目报告总览.docx
+++ b/docs/项目报告总览.docx
@@ -384,10 +384,10 @@
               <w:rPr>
                 <w:b/>
               </w:rPr>
-              <w:t>19 条路由</w:t>
-            </w:r>
-            <w:r>
-              <w:t>（用户端 + 管理端 4 页签）· 顶栏头像可开「账号设置」· 中英双语 · 明暗双主题</w:t>
+              <w:t>20 条路由</w:t>
+            </w:r>
+            <w:r>
+              <w:t>（用户端 + 管理端 4 页签 + 视频分析）· 顶栏头像可开「账号设置」· 中英双语 · 明暗双主题</w:t>
             </w:r>
           </w:p>
         </w:tc>
@@ -501,7 +501,7 @@
               <w:rPr>
                 <w:b/>
               </w:rPr>
-              <w:t>19 个脚本 · 398 项断言 · 22 张交付截图</w:t>
+              <w:t>20 个脚本 · 438 项断言 · 23 张交付截图</w:t>
             </w:r>
             <w:r>
               <w:t>，全部通过</w:t>
@@ -671,7 +671,7 @@
           <w:p>
             <w:r/>
             <w:r>
-              <w:t>数据采集与清洗闭环、可复现的样本外模型评估、19 条路由的完整 Web 产品（含认证与权限）、自建中文检索与可溯源问答、自动化自检与部署交付</w:t>
+              <w:t>数据采集与清洗闭环、可复现的样本外模型评估、20 条路由的完整 Web 产品（含认证与权限）、自建中文检索与可溯源问答、自动化自检与部署交付</w:t>
             </w:r>
           </w:p>
         </w:tc>
@@ -790,7 +790,7 @@
           <w:rFonts w:ascii="Consolas" w:hAnsi="Consolas"/>
           <w:sz w:val="18"/>
         </w:rPr>
-        <w:t>│        19 条路由 · 中英双语 · 明暗主题 · recharts + 自研 SVG 图表      │</w:t>
+        <w:t>│        20 条路由 · 中英双语 · 明暗主题 · recharts + 自研 SVG 图表      │</w:t>
       </w:r>
     </w:p>
     <w:p>
@@ -1317,7 +1317,7 @@
               <w:t>src/pages</w:t>
             </w:r>
             <w:r>
-              <w:t xml:space="preserve">（17 个页面文件 / 19 条路由）· </w:t>
+              <w:t xml:space="preserve">（18 个页面文件 / 20 条路由）· </w:t>
             </w:r>
             <w:r>
               <w:rPr>
@@ -1375,7 +1375,7 @@
               <w:t>docs/webui/</w:t>
             </w:r>
             <w:r>
-              <w:t xml:space="preserve"> 交付截图 22 张 + </w:t>
+              <w:t xml:space="preserve"> 交付截图 23 张 + </w:t>
             </w:r>
             <w:r>
               <w:rPr>
@@ -4637,10 +4637,10 @@
               <w:rPr>
                 <w:b/>
               </w:rPr>
-              <w:t>22 张</w:t>
-            </w:r>
-            <w:r>
-              <w:t xml:space="preserve">（01-登录 … 22-账号设置），由 </w:t>
+              <w:t>23 张</w:t>
+            </w:r>
+            <w:r>
+              <w:t xml:space="preserve">（01-登录 … 23-视频分析），由 </w:t>
             </w:r>
             <w:r>
               <w:rPr>
@@ -5622,7 +5622,7 @@
         <w:pStyle w:val="Heading3"/>
       </w:pPr>
       <w:r>
-        <w:t>8.1 自动化自检（19 个脚本 / 398 项断言 / 22 张截图）</w:t>
+        <w:t>8.1 自动化自检（20 个脚本 / 438 项断言 / 23 张截图）</w:t>
       </w:r>
     </w:p>
     <w:tbl>
@@ -5715,7 +5715,7 @@
           <w:p>
             <w:r/>
             <w:r>
-              <w:t>19 条路由逐页浏览器体检（标题断言 + 坏图 + 横向溢出 + 控制台报错）</w:t>
+              <w:t>20 条路由逐页浏览器体检（标题断言 + 坏图 + 横向溢出 + 控制台报错）</w:t>
             </w:r>
           </w:p>
         </w:tc>
@@ -5726,7 +5726,7 @@
           <w:p>
             <w:r/>
             <w:r>
-              <w:t>19</w:t>
+              <w:t>20</w:t>
             </w:r>
           </w:p>
         </w:tc>
@@ -6298,6 +6298,45 @@
                 <w:rFonts w:ascii="Consolas" w:hAnsi="Consolas"/>
                 <w:color w:val="B03060"/>
               </w:rPr>
+              <w:t>verify_vision_web.py</w:t>
+            </w:r>
+          </w:p>
+        </w:tc>
+        <w:tc>
+          <w:tcPr>
+            <w:tcW w:type="dxa" w:w="2880"/>
+          </w:tcPr>
+          <w:p>
+            <w:r/>
+            <w:r>
+              <w:t>视觉 Web 接口：401 闸门、概览口径、上传格式/空文件拒绝、排队与重复排队 409、参数越界 400、进度、媒体流 token、取消、排队中删除 409（2.7 KB 真 mp4 当样本，不需要 torch）</w:t>
+            </w:r>
+          </w:p>
+        </w:tc>
+        <w:tc>
+          <w:tcPr>
+            <w:tcW w:type="dxa" w:w="2880"/>
+          </w:tcPr>
+          <w:p>
+            <w:r/>
+            <w:r>
+              <w:t>39</w:t>
+            </w:r>
+          </w:p>
+        </w:tc>
+      </w:tr>
+      <w:tr>
+        <w:tc>
+          <w:tcPr>
+            <w:tcW w:type="dxa" w:w="2880"/>
+          </w:tcPr>
+          <w:p>
+            <w:r/>
+            <w:r>
+              <w:rPr>
+                <w:rFonts w:ascii="Consolas" w:hAnsi="Consolas"/>
+                <w:color w:val="B03060"/>
+              </w:rPr>
               <w:t>docs_shots.py</w:t>
             </w:r>
           </w:p>
@@ -6309,7 +6348,7 @@
           <w:p>
             <w:r/>
             <w:r>
-              <w:t>重新生成 22 张交付截图</w:t>
+              <w:t>重新生成 23 张交付截图</w:t>
             </w:r>
           </w:p>
         </w:tc>
@@ -6320,7 +6359,7 @@
           <w:p>
             <w:r/>
             <w:r>
-              <w:t>22 张</w:t>
+              <w:t>23 张</w:t>
             </w:r>
           </w:p>
         </w:tc>
@@ -6485,10 +6524,10 @@
         <w:rPr>
           <w:b/>
         </w:rPr>
-        <w:t>398 项断言</w:t>
-      </w:r>
-      <w:r>
-        <w:t>（19+30+17+30+10+23+37+17+41+50+18+56+50），全部通过（其中视觉模块那 50 项要在装了 cv2 的解释器里跑，暂未接入 CI）；界面质量统一断言「0 坏图 / 0 横向溢出 / 0 控制台报错」（负向用例故意触发的 4xx 不计入控制台报错）。</w:t>
+        <w:t>438 项断言</w:t>
+      </w:r>
+      <w:r>
+        <w:t>（20+30+17+30+10+23+37+17+41+50+18+56+50+39），全部通过（其中视觉模块那 50 项要在装了 cv2 的解释器里跑，仍留本机；接口那 39 项已进 CI）；界面质量统一断言「0 坏图 / 0 横向溢出 / 0 控制台报错」（负向用例故意触发的 4xx 不计入控制台报错）。</w:t>
       </w:r>
     </w:p>
     <w:p>
@@ -7468,7 +7507,7 @@
               <w:rPr>
                 <w:b/>
               </w:rPr>
-              <w:t>149 项</w:t>
+              <w:t>188 项</w:t>
             </w:r>
             <w:r>
               <w:t xml:space="preserve">），合计 </w:t>
@@ -7477,7 +7516,7 @@
               <w:rPr>
                 <w:b/>
               </w:rPr>
-              <w:t>205 项</w:t>
+              <w:t>244 项</w:t>
             </w:r>
           </w:p>
         </w:tc>
@@ -8006,7 +8045,7 @@
           <w:p>
             <w:r/>
             <w:r>
-              <w:t>19 脚本 / 398 断言 / 22 截图</w:t>
+              <w:t>20 脚本 / 438 断言 / 23 截图</w:t>
             </w:r>
           </w:p>
         </w:tc>
@@ -8879,7 +8918,7 @@
           <w:rFonts w:ascii="Consolas" w:hAnsi="Consolas"/>
           <w:sz w:val="18"/>
         </w:rPr>
-        <w:t># 5) 全套自检（398 项断言；视觉那 50 项需装 cv2 或 .venv-vision）</w:t>
+        <w:t># 5) 全套自检（438 项断言；视觉推理那 50 项需装 cv2 或 .venv-vision）</w:t>
       </w:r>
     </w:p>
     <w:p>

--- a/docs/项目报告总览.docx
+++ b/docs/项目报告总览.docx
@@ -8289,7 +8289,7 @@
           <w:p>
             <w:r/>
             <w:r>
-              <w:t>视觉模块只到骨架</w:t>
+              <w:t>视觉模块（毕设）的边界</w:t>
             </w:r>
           </w:p>
         </w:tc>
@@ -8299,9 +8299,6 @@
           </w:tcPr>
           <w:p>
             <w:r/>
-            <w:r>
-              <w:t xml:space="preserve">毕设新增的 </w:t>
-            </w:r>
             <w:r>
               <w:rPr>
                 <w:rFonts w:ascii="Consolas" w:hAnsi="Consolas"/>
@@ -8310,16 +8307,36 @@
               <w:t>src/vision/</w:t>
             </w:r>
             <w:r>
-              <w:t>（YOLOv8 检测跟踪）已能跑通推理与统计，但</w:t>
+              <w:t>（YOLOv8 检测跟踪）已接入 Web（</w:t>
+            </w:r>
+            <w:r>
+              <w:rPr>
+                <w:rFonts w:ascii="Consolas" w:hAnsi="Consolas"/>
+                <w:color w:val="B03060"/>
+              </w:rPr>
+              <w:t>/vision</w:t>
+            </w:r>
+            <w:r>
+              <w:t xml:space="preserve"> 页 + 12 个接口 + 独立处理进程），并在真实业余比赛片段（30 s / 900 帧 / 1280×720）上跑通：34.26 帧/秒、11.27 人/帧、唯一 ID 123、碎裂 7.69、球覆盖 11.89%。但</w:t>
             </w:r>
             <w:r>
               <w:rPr>
                 <w:b/>
               </w:rPr>
-              <w:t>尚未接入 Web 界面、也没在真实比赛片段上跑过</w:t>
-            </w:r>
-            <w:r>
-              <w:t>；线上 2 GiB 无 GPU 的机器跑不了推理，定位是「本地处理、线上展示」</w:t>
+              <w:t>没有人工标注真值，因此没有 mAP / 召回率</w:t>
+            </w:r>
+            <w:r>
+              <w:t xml:space="preserve">——现有指标只证明管线通；推理只能在本机 </w:t>
+            </w:r>
+            <w:r>
+              <w:rPr>
+                <w:rFonts w:ascii="Consolas" w:hAnsi="Consolas"/>
+                <w:color w:val="B03060"/>
+              </w:rPr>
+              <w:t>.venv-vision</w:t>
+            </w:r>
+            <w:r>
+              <w:t xml:space="preserve"> 里跑（线上 2 GiB 无 GPU，网页只排队与展示）；单机位业余素材的 ID 碎裂 7.69 远未到可用水平，是下一步微调要解决的问题</w:t>
             </w:r>
           </w:p>
         </w:tc>

--- a/docs/项目报告总览.docx
+++ b/docs/项目报告总览.docx
@@ -501,7 +501,7 @@
               <w:rPr>
                 <w:b/>
               </w:rPr>
-              <w:t>20 个脚本 · 438 项断言 · 23 张交付截图</w:t>
+              <w:t>20 个脚本 · 443 项断言 · 23 张交付截图</w:t>
             </w:r>
             <w:r>
               <w:t>，全部通过</w:t>
@@ -5622,7 +5622,7 @@
         <w:pStyle w:val="Heading3"/>
       </w:pPr>
       <w:r>
-        <w:t>8.1 自动化自检（20 个脚本 / 438 项断言 / 23 张截图）</w:t>
+        <w:t>8.1 自动化自检（20 个脚本 / 443 项断言 / 23 张截图）</w:t>
       </w:r>
     </w:p>
     <w:tbl>
@@ -6270,7 +6270,7 @@
               <w:t>src/vision/</w:t>
             </w:r>
             <w:r>
-              <w:t>）：路径与默认参数、片段探测、轨迹 JSON/gzip 往返、中文路径改道、metrics 各档数值与五条判定、detector 结构与缺依赖报错、预标注 YOLO txt 归一化、抓取脚本的文件名与时间解析</w:t>
+              <w:t>）：路径与默认参数、片段探测、轨迹 JSON/gzip 往返、中文路径改道、metrics 各档数值与五条判定、detector 结构与缺依赖报错、预标注 YOLO txt 归一化与 ROI 过滤、抓取脚本的文件名与时间解析</w:t>
             </w:r>
           </w:p>
         </w:tc>
@@ -6281,7 +6281,7 @@
           <w:p>
             <w:r/>
             <w:r>
-              <w:t>50</w:t>
+              <w:t>55</w:t>
             </w:r>
           </w:p>
         </w:tc>
@@ -6524,10 +6524,10 @@
         <w:rPr>
           <w:b/>
         </w:rPr>
-        <w:t>438 项断言</w:t>
-      </w:r>
-      <w:r>
-        <w:t>（20+30+17+30+10+23+37+17+41+50+18+56+50+39），全部通过（其中视觉模块那 50 项要在装了 cv2 的解释器里跑，仍留本机；接口那 39 项已进 CI）；界面质量统一断言「0 坏图 / 0 横向溢出 / 0 控制台报错」（负向用例故意触发的 4xx 不计入控制台报错）。</w:t>
+        <w:t>443 项断言</w:t>
+      </w:r>
+      <w:r>
+        <w:t>（20+30+17+30+10+23+37+17+41+55+18+56+50+39），全部通过（其中视觉模块那 55 项要在装了 cv2 的解释器里跑，仍留本机；接口那 39 项已进 CI）；界面质量统一断言「0 坏图 / 0 横向溢出 / 0 控制台报错」（负向用例故意触发的 4xx 不计入控制台报错）。</w:t>
       </w:r>
     </w:p>
     <w:p>
@@ -8045,7 +8045,7 @@
           <w:p>
             <w:r/>
             <w:r>
-              <w:t>20 脚本 / 438 断言 / 23 截图</w:t>
+              <w:t>20 脚本 / 443 断言 / 23 截图</w:t>
             </w:r>
           </w:p>
         </w:tc>
@@ -8935,7 +8935,7 @@
           <w:rFonts w:ascii="Consolas" w:hAnsi="Consolas"/>
           <w:sz w:val="18"/>
         </w:rPr>
-        <w:t># 5) 全套自检（438 项断言；视觉推理那 50 项需装 cv2 或 .venv-vision）</w:t>
+        <w:t># 5) 全套自检（443 项断言；视觉那 55 项需装 cv2 或 .venv-vision）</w:t>
       </w:r>
     </w:p>
     <w:p>

--- a/docs/项目报告总览.docx
+++ b/docs/项目报告总览.docx
@@ -501,7 +501,7 @@
               <w:rPr>
                 <w:b/>
               </w:rPr>
-              <w:t>20 个脚本 · 443 项断言 · 23 张交付截图</w:t>
+              <w:t>20 个脚本 · 455 项断言 · 23 张交付截图</w:t>
             </w:r>
             <w:r>
               <w:t>，全部通过</w:t>
@@ -5622,7 +5622,7 @@
         <w:pStyle w:val="Heading3"/>
       </w:pPr>
       <w:r>
-        <w:t>8.1 自动化自检（20 个脚本 / 443 项断言 / 23 张截图）</w:t>
+        <w:t>8.1 自动化自检（20 个脚本 / 455 项断言 / 23 张截图）</w:t>
       </w:r>
     </w:p>
     <w:tbl>
@@ -6270,7 +6270,7 @@
               <w:t>src/vision/</w:t>
             </w:r>
             <w:r>
-              <w:t>）：路径与默认参数、片段探测、轨迹 JSON/gzip 往返、中文路径改道、metrics 各档数值与五条判定、detector 结构与缺依赖报错、预标注 YOLO txt 归一化与 ROI 过滤、抓取脚本的文件名与时间解析</w:t>
+              <w:t>）：路径与默认参数、片段探测、轨迹 JSON/gzip 往返、中文路径改道、metrics 各档数值与五条判定、detector 结构与缺依赖报错、预标注 YOLO txt 归一化与 ROI 过滤、球场标定与米制统计（距离/速度/控球）、抓取脚本的文件名与时间解析</w:t>
             </w:r>
           </w:p>
         </w:tc>
@@ -6281,7 +6281,7 @@
           <w:p>
             <w:r/>
             <w:r>
-              <w:t>55</w:t>
+              <w:t>67</w:t>
             </w:r>
           </w:p>
         </w:tc>
@@ -6524,10 +6524,10 @@
         <w:rPr>
           <w:b/>
         </w:rPr>
-        <w:t>443 项断言</w:t>
-      </w:r>
-      <w:r>
-        <w:t>（20+30+17+30+10+23+37+17+41+55+18+56+50+39），全部通过（其中视觉模块那 55 项要在装了 cv2 的解释器里跑，仍留本机；接口那 39 项已进 CI）；界面质量统一断言「0 坏图 / 0 横向溢出 / 0 控制台报错」（负向用例故意触发的 4xx 不计入控制台报错）。</w:t>
+        <w:t>455 项断言</w:t>
+      </w:r>
+      <w:r>
+        <w:t>（20+30+17+30+10+23+37+17+41+67+18+56+50+39），全部通过（其中视觉模块那 67 项要在装了 cv2 的解释器里跑，仍留本机；接口那 39 项已进 CI）；界面质量统一断言「0 坏图 / 0 横向溢出 / 0 控制台报错」（负向用例故意触发的 4xx 不计入控制台报错）。</w:t>
       </w:r>
     </w:p>
     <w:p>
@@ -8045,7 +8045,7 @@
           <w:p>
             <w:r/>
             <w:r>
-              <w:t>20 脚本 / 443 断言 / 23 截图</w:t>
+              <w:t>20 脚本 / 455 断言 / 23 截图</w:t>
             </w:r>
           </w:p>
         </w:tc>
@@ -8935,7 +8935,7 @@
           <w:rFonts w:ascii="Consolas" w:hAnsi="Consolas"/>
           <w:sz w:val="18"/>
         </w:rPr>
-        <w:t># 5) 全套自检（443 项断言；视觉那 55 项需装 cv2 或 .venv-vision）</w:t>
+        <w:t># 5) 全套自检（455 项断言；视觉那 67 项需装 cv2 或 .venv-vision）</w:t>
       </w:r>
     </w:p>
     <w:p>

--- a/docs/项目报告总览.docx
+++ b/docs/项目报告总览.docx
@@ -501,7 +501,7 @@
               <w:rPr>
                 <w:b/>
               </w:rPr>
-              <w:t>20 个脚本 · 455 项断言 · 23 张交付截图</w:t>
+              <w:t>20 个脚本 · 464 项断言 · 23 张交付截图</w:t>
             </w:r>
             <w:r>
               <w:t>，全部通过</w:t>
@@ -5622,7 +5622,7 @@
         <w:pStyle w:val="Heading3"/>
       </w:pPr>
       <w:r>
-        <w:t>8.1 自动化自检（20 个脚本 / 455 项断言 / 23 张截图）</w:t>
+        <w:t>8.1 自动化自检（20 个脚本 / 464 项断言 / 23 张截图）</w:t>
       </w:r>
     </w:p>
     <w:tbl>
@@ -6281,7 +6281,7 @@
           <w:p>
             <w:r/>
             <w:r>
-              <w:t>67</w:t>
+              <w:t>76</w:t>
             </w:r>
           </w:p>
         </w:tc>
@@ -6524,10 +6524,10 @@
         <w:rPr>
           <w:b/>
         </w:rPr>
-        <w:t>455 项断言</w:t>
-      </w:r>
-      <w:r>
-        <w:t>（20+30+17+30+10+23+37+17+41+67+18+56+50+39），全部通过（其中视觉模块那 67 项要在装了 cv2 的解释器里跑，仍留本机；接口那 39 项已进 CI）；界面质量统一断言「0 坏图 / 0 横向溢出 / 0 控制台报错」（负向用例故意触发的 4xx 不计入控制台报错）。</w:t>
+        <w:t>464 项断言</w:t>
+      </w:r>
+      <w:r>
+        <w:t>（20+30+17+30+10+23+37+17+41+76+18+56+50+39），全部通过（其中视觉模块那 76 项要在装了 cv2 的解释器里跑，仍留本机；接口那 39 项已进 CI）；界面质量统一断言「0 坏图 / 0 横向溢出 / 0 控制台报错」（负向用例故意触发的 4xx 不计入控制台报错）。</w:t>
       </w:r>
     </w:p>
     <w:p>
@@ -8045,7 +8045,7 @@
           <w:p>
             <w:r/>
             <w:r>
-              <w:t>20 脚本 / 455 断言 / 23 截图</w:t>
+              <w:t>20 脚本 / 464 断言 / 23 截图</w:t>
             </w:r>
           </w:p>
         </w:tc>
@@ -8935,7 +8935,7 @@
           <w:rFonts w:ascii="Consolas" w:hAnsi="Consolas"/>
           <w:sz w:val="18"/>
         </w:rPr>
-        <w:t># 5) 全套自检（455 项断言；视觉那 67 项需装 cv2 或 .venv-vision）</w:t>
+        <w:t># 5) 全套自检（464 项断言；视觉那 76 项需装 cv2 或 .venv-vision）</w:t>
       </w:r>
     </w:p>
     <w:p>
